--- a/syama-ore-sorting/brief/Syama_Ore_Sorting_Brief.docx
+++ b/syama-ore-sorting/brief/Syama_Ore_Sorting_Brief.docx
@@ -289,7 +289,7 @@
                 <w:sz w:val="15"/>
                 <w:szCs w:val="15"/>
               </w:rPr>
-              <w:t xml:space="preserve">STEINERT model SR241558 (Sukari), re-parameterised</w:t>
+              <w:t xml:space="preserve">African gold mine study (2024), re-parameterised</w:t>
             </w:r>
           </w:p>
         </w:tc>
@@ -445,7 +445,7 @@
           <w:sz w:val="17"/>
           <w:szCs w:val="17"/>
         </w:rPr>
-        <w:t xml:space="preserve">Conditional GO — fund test work, not the plant. The re-parameterised case returns an NPV of US$33.6 M with a 6.5-month payback on US$4.1 M of capital, but the entire result rests on one assumption that has not been tested: that freed SAG capacity gets refilled with ore. Strip that away and the same plant destroys US$13.9 M. Two gates must be closed before any capital is committed.</w:t>
+        <w:t xml:space="preserve">Conditional GO — fund test work, not the plant. On the reference study's basis the case returns an NPV of US$55.2 M with a 5.3-month payback on US$4.1 M of capital, but the entire result rests on one assumption that has not been tested: that freed SAG capacity gets refilled with ore. Strip that away and the same plant destroys US$36.9 M. Breakeven needs 40% of the freed capacity used. Two gates must close before any capital is committed.</w:t>
       </w:r>
     </w:p>
     <w:p>
@@ -487,7 +487,7 @@
           <w:sz w:val="17"/>
           <w:szCs w:val="17"/>
         </w:rPr>
-        <w:t xml:space="preserve">Gate 2 (technical, ~US$60–150 k, ~3 months) — a bulk XRT/sensor test on 2–5 t of Syama scats. A 1.8× mass contrast is not proof of a detectable sensor contrast.</w:t>
+        <w:t xml:space="preserve">Gate 2 (technical, ~US$60–150 k, ~3 months) — a bulk XRT/sensor test on 2–5 t of Syama scats. A 2.23× mass contrast is not proof of a detectable sensor contrast.</w:t>
       </w:r>
     </w:p>
     <w:p>
@@ -536,7 +536,7 @@
           <w:sz w:val="17"/>
           <w:szCs w:val="17"/>
         </w:rPr>
-        <w:t xml:space="preserve">The Sukari SR241558 model simulates a pebble sorter on the SAG mill discharge screen oversize. Barren scat mass is rejected, the circulating load falls, freed SAG capacity is refilled with ROM, and mill/leach feed tonnage is held constant by Goal Seek so the benefit reports as higher feed grade. At Sukari it produced +7,925 oz/a for US$8.2 M. The engine is sound and transfers directly to Syama; what does not transfer is the material property that made Sukari work.</w:t>
+        <w:t xml:space="preserve">The 2024 African gold mine study simulates a pebble sorter on the SAG mill discharge screen oversize. Barren scat mass is rejected, the circulating load falls, freed SAG capacity is refilled with ROM, and mill/leach feed tonnage is held constant by Goal Seek so the benefit reports as higher feed grade. At that operation it produced +7,925 oz/a for US$8.2 M. The engine is sound and transfers directly to Syama, and its ratios and unit rates — dilution, scat load, sorter duty, costs, discount rate — are carried across in place of site data we do not yet have. What does not transfer is the material property that made the reference case work.</w:t>
       </w:r>
     </w:p>
     <w:tbl>
@@ -616,7 +616,7 @@
                 <w:sz w:val="15"/>
                 <w:szCs w:val="15"/>
               </w:rPr>
-              <w:t xml:space="preserve">Sukari</w:t>
+              <w:t xml:space="preserve">Reference</w:t>
             </w:r>
           </w:p>
         </w:tc>
@@ -736,7 +736,7 @@
                 <w:sz w:val="15"/>
                 <w:szCs w:val="15"/>
               </w:rPr>
-              <w:t xml:space="preserve">1.57 / 0.56</w:t>
+              <w:t xml:space="preserve">1.57 / 0.55</w:t>
             </w:r>
           </w:p>
         </w:tc>
@@ -792,7 +792,7 @@
                 <w:sz w:val="15"/>
                 <w:szCs w:val="15"/>
               </w:rPr>
-              <w:t xml:space="preserve">Sukari scats were barren; Syama scats are not</w:t>
+              <w:t xml:space="preserve">Reference scats were barren; Syama's are not</w:t>
             </w:r>
           </w:p>
         </w:tc>
@@ -972,7 +972,7 @@
                 <w:sz w:val="15"/>
                 <w:szCs w:val="15"/>
               </w:rPr>
-              <w:t xml:space="preserve">8.9×</w:t>
+              <w:t xml:space="preserve">8.91×</w:t>
             </w:r>
           </w:p>
         </w:tc>
@@ -1001,7 +1001,7 @@
                 <w:sz w:val="15"/>
                 <w:szCs w:val="15"/>
               </w:rPr>
-              <w:t xml:space="preserve">1.8×</w:t>
+              <w:t xml:space="preserve">2.23×</w:t>
             </w:r>
           </w:p>
         </w:tc>
@@ -1117,7 +1117,7 @@
                 <w:sz w:val="15"/>
                 <w:szCs w:val="15"/>
               </w:rPr>
-              <w:t xml:space="preserve">~33%</w:t>
+              <w:t xml:space="preserve">~27%</w:t>
             </w:r>
           </w:p>
         </w:tc>
@@ -1179,7 +1179,7 @@
                 <w:sz w:val="15"/>
                 <w:szCs w:val="15"/>
               </w:rPr>
-              <w:t xml:space="preserve">Reject grade achieved (g/t)</w:t>
+              <w:t xml:space="preserve">Reject grade at 90/90 duty (g/t)</w:t>
             </w:r>
           </w:p>
         </w:tc>
@@ -1206,7 +1206,7 @@
                 <w:sz w:val="15"/>
                 <w:szCs w:val="15"/>
               </w:rPr>
-              <w:t xml:space="preserve">0.148</w:t>
+              <w:t xml:space="preserve">0.151</w:t>
             </w:r>
           </w:p>
         </w:tc>
@@ -1235,7 +1235,7 @@
                 <w:sz w:val="15"/>
                 <w:szCs w:val="15"/>
               </w:rPr>
-              <w:t xml:space="preserve">0.429</w:t>
+              <w:t xml:space="preserve">0.782</w:t>
             </w:r>
           </w:p>
         </w:tc>
@@ -1263,6 +1263,122 @@
                 <w:szCs w:val="15"/>
               </w:rPr>
               <w:t xml:space="preserve">Gold walking out to the dump</w:t>
+            </w:r>
+          </w:p>
+        </w:tc>
+      </w:tr>
+      <w:tr>
+        <w:trPr>
+          <w:cantSplit/>
+          <w:tblHeader w:val="false"/>
+        </w:trPr>
+        <w:tc>
+          <w:tcPr>
+            <w:tcW w:type="dxa" w:w="2808"/>
+            <w:shd w:fill="F2F2F2" w:color="auto" w:val="clear"/>
+            <w:tcMar>
+              <w:top w:type="dxa" w:w="25"/>
+              <w:left w:type="dxa" w:w="70"/>
+              <w:bottom w:type="dxa" w:w="25"/>
+              <w:right w:type="dxa" w:w="70"/>
+            </w:tcMar>
+          </w:tcPr>
+          <w:p>
+            <w:pPr>
+              <w:spacing w:after="0" w:before="0" w:line="210"/>
+              <w:jc w:val="left"/>
+            </w:pPr>
+            <w:r>
+              <w:rPr>
+                <w:rFonts w:ascii="Calibri" w:cs="Calibri" w:eastAsia="Calibri" w:hAnsi="Calibri"/>
+                <w:b/>
+                <w:bCs/>
+                <w:color w:val="000000"/>
+                <w:sz w:val="15"/>
+                <w:szCs w:val="15"/>
+              </w:rPr>
+              <w:t xml:space="preserve">Mass pull achieved</w:t>
+            </w:r>
+          </w:p>
+        </w:tc>
+        <w:tc>
+          <w:tcPr>
+            <w:tcW w:type="dxa" w:w="1591"/>
+            <w:shd w:fill="F2F2F2" w:color="auto" w:val="clear"/>
+            <w:tcMar>
+              <w:top w:type="dxa" w:w="25"/>
+              <w:left w:type="dxa" w:w="70"/>
+              <w:bottom w:type="dxa" w:w="25"/>
+              <w:right w:type="dxa" w:w="70"/>
+            </w:tcMar>
+          </w:tcPr>
+          <w:p>
+            <w:pPr>
+              <w:spacing w:after="0" w:before="0" w:line="210"/>
+              <w:jc w:val="right"/>
+            </w:pPr>
+            <w:r>
+              <w:rPr>
+                <w:rFonts w:ascii="Calibri" w:cs="Calibri" w:eastAsia="Calibri" w:hAnsi="Calibri"/>
+                <w:color w:val="000000"/>
+                <w:sz w:val="15"/>
+                <w:szCs w:val="15"/>
+              </w:rPr>
+              <w:t xml:space="preserve">54%</w:t>
+            </w:r>
+          </w:p>
+        </w:tc>
+        <w:tc>
+          <w:tcPr>
+            <w:tcW w:type="dxa" w:w="1591"/>
+            <w:shd w:fill="FFF2CC" w:color="auto" w:val="clear"/>
+            <w:tcMar>
+              <w:top w:type="dxa" w:w="25"/>
+              <w:left w:type="dxa" w:w="70"/>
+              <w:bottom w:type="dxa" w:w="25"/>
+              <w:right w:type="dxa" w:w="70"/>
+            </w:tcMar>
+          </w:tcPr>
+          <w:p>
+            <w:pPr>
+              <w:spacing w:after="0" w:before="0" w:line="210"/>
+              <w:jc w:val="right"/>
+            </w:pPr>
+            <w:r>
+              <w:rPr>
+                <w:rFonts w:ascii="Calibri" w:cs="Calibri" w:eastAsia="Calibri" w:hAnsi="Calibri"/>
+                <w:color w:val="000000"/>
+                <w:sz w:val="15"/>
+                <w:szCs w:val="15"/>
+              </w:rPr>
+              <w:t xml:space="preserve">27%</w:t>
+            </w:r>
+          </w:p>
+        </w:tc>
+        <w:tc>
+          <w:tcPr>
+            <w:tcW w:type="dxa" w:w="3370"/>
+            <w:shd w:fill="F2F2F2" w:color="auto" w:val="clear"/>
+            <w:tcMar>
+              <w:top w:type="dxa" w:w="25"/>
+              <w:left w:type="dxa" w:w="70"/>
+              <w:bottom w:type="dxa" w:w="25"/>
+              <w:right w:type="dxa" w:w="70"/>
+            </w:tcMar>
+          </w:tcPr>
+          <w:p>
+            <w:pPr>
+              <w:spacing w:after="0" w:before="0" w:line="210"/>
+              <w:jc w:val="left"/>
+            </w:pPr>
+            <w:r>
+              <w:rPr>
+                <w:rFonts w:ascii="Calibri" w:cs="Calibri" w:eastAsia="Calibri" w:hAnsi="Calibri"/>
+                <w:color w:val="000000"/>
+                <w:sz w:val="15"/>
+                <w:szCs w:val="15"/>
+              </w:rPr>
+              <w:t xml:space="preserve">Half the mass rejection, at five times the grade</w:t>
             </w:r>
           </w:p>
         </w:tc>
@@ -1304,7 +1420,7 @@
           <w:sz w:val="17"/>
           <w:szCs w:val="17"/>
         </w:rPr>
-        <w:t xml:space="preserve">The scats are not a waste stream. At 2.0 g/t they run at 83% of ROM grade and carry 12.5% of the gold in the circuit. Back-solving the deportment against 20% SLC dilution gives a waste:ore contrast to scats of only 1.8× — against 8.9× at Sukari. Roughly one third of the scat stream is barren dilution; that is the hard ceiling on mass rejection.</w:t>
+        <w:t xml:space="preserve">The scats are not a waste stream. At 2.0 g/t they run at 83% of ROM grade and carry 14% of the gold in the circuit. Back-solving the deportment on the reference study's dilution gives a waste:ore contrast to scats of only 2.23× — against 8.91× in the reference case. Barely a quarter of the scat stream is barren dilution; that is the hard ceiling on mass rejection.</w:t>
       </w:r>
     </w:p>
     <w:p>
@@ -1326,7 +1442,7 @@
           <w:sz w:val="17"/>
           <w:szCs w:val="17"/>
         </w:rPr>
-        <w:t xml:space="preserve">Every rejected tonne is expensive. At 0.43 g/t and US$4,000/oz the reject stream holds US$41/t of recoverable gold against US$10.50/t of milling and handling cost avoided — a 3.9× ratio. The sorter must be tuned for high ore recovery (≥95%), which caps mass pull at ~25% and forfeits roughly a third of the theoretical prize.</w:t>
+        <w:t xml:space="preserve">Every rejected tonne is expensive. At 0.78 g/t and US$4,000/oz the reject stream holds US$75/t of recoverable gold against the US$7.69/t of mining, dumping and G&amp;A it avoids — it discards nearly ten dollars of gold for every dollar saved. The reference case discarded 0.151 g/t on the same duty.</w:t>
       </w:r>
     </w:p>
     <w:p>
@@ -1436,7 +1552,7 @@
                 <w:sz w:val="15"/>
                 <w:szCs w:val="15"/>
               </w:rPr>
-              <w:t xml:space="preserve">Scenario (realistic XRT: 95% ore rec / 70% waste rej)</w:t>
+              <w:t xml:space="preserve">Scenario (reference sorter duty: 90% ore rec / 90% waste rej)</w:t>
             </w:r>
           </w:p>
         </w:tc>
@@ -1523,7 +1639,7 @@
                 <w:sz w:val="15"/>
                 <w:szCs w:val="15"/>
               </w:rPr>
-              <w:t xml:space="preserve">NPV @10%</w:t>
+              <w:t xml:space="preserve">NPV @8%</w:t>
             </w:r>
           </w:p>
         </w:tc>
@@ -1585,7 +1701,7 @@
                 <w:sz w:val="15"/>
                 <w:szCs w:val="15"/>
               </w:rPr>
-              <w:t xml:space="preserve">+2,699</w:t>
+              <w:t xml:space="preserve">+2,485</w:t>
             </w:r>
           </w:p>
         </w:tc>
@@ -1612,7 +1728,7 @@
                 <w:sz w:val="15"/>
                 <w:szCs w:val="15"/>
               </w:rPr>
-              <w:t xml:space="preserve">+7.58 M</w:t>
+              <w:t xml:space="preserve">+9.34 M</w:t>
             </w:r>
           </w:p>
         </w:tc>
@@ -1641,7 +1757,7 @@
                 <w:sz w:val="15"/>
                 <w:szCs w:val="15"/>
               </w:rPr>
-              <w:t xml:space="preserve">+33.6 M</w:t>
+              <w:t xml:space="preserve">+55.2 M</w:t>
             </w:r>
           </w:p>
         </w:tc>
@@ -1703,7 +1819,7 @@
                 <w:sz w:val="15"/>
                 <w:szCs w:val="15"/>
               </w:rPr>
-              <w:t xml:space="preserve">+1,066</w:t>
+              <w:t xml:space="preserve">+667</w:t>
             </w:r>
           </w:p>
         </w:tc>
@@ -1730,7 +1846,7 @@
                 <w:sz w:val="15"/>
                 <w:szCs w:val="15"/>
               </w:rPr>
-              <w:t xml:space="preserve">+2.81 M</w:t>
+              <w:t xml:space="preserve">+2.09 M</w:t>
             </w:r>
           </w:p>
         </w:tc>
@@ -1757,7 +1873,7 @@
                 <w:sz w:val="15"/>
                 <w:szCs w:val="15"/>
               </w:rPr>
-              <w:t xml:space="preserve">+9.9 M</w:t>
+              <w:t xml:space="preserve">+9.1 M</w:t>
             </w:r>
           </w:p>
         </w:tc>
@@ -1819,7 +1935,7 @@
                 <w:sz w:val="15"/>
                 <w:szCs w:val="15"/>
               </w:rPr>
-              <w:t xml:space="preserve">+388</w:t>
+              <w:t xml:space="preserve">+303</w:t>
             </w:r>
           </w:p>
         </w:tc>
@@ -1846,7 +1962,7 @@
                 <w:sz w:val="15"/>
                 <w:szCs w:val="15"/>
               </w:rPr>
-              <w:t xml:space="preserve">+0.82 M</w:t>
+              <w:t xml:space="preserve">+0.63 M</w:t>
             </w:r>
           </w:p>
         </w:tc>
@@ -1875,7 +1991,7 @@
                 <w:sz w:val="15"/>
                 <w:szCs w:val="15"/>
               </w:rPr>
-              <w:t xml:space="preserve">0  (29% capture)</w:t>
+              <w:t xml:space="preserve">0  (40% capture)</w:t>
             </w:r>
           </w:p>
         </w:tc>
@@ -1937,7 +2053,7 @@
                 <w:sz w:val="15"/>
                 <w:szCs w:val="15"/>
               </w:rPr>
-              <w:t xml:space="preserve">−567</w:t>
+              <w:t xml:space="preserve">−1,151</w:t>
             </w:r>
           </w:p>
         </w:tc>
@@ -1964,7 +2080,7 @@
                 <w:sz w:val="15"/>
                 <w:szCs w:val="15"/>
               </w:rPr>
-              <w:t xml:space="preserve">−1.96 M</w:t>
+              <w:t xml:space="preserve">−5.17 M</w:t>
             </w:r>
           </w:p>
         </w:tc>
@@ -1993,7 +2109,7 @@
                 <w:sz w:val="15"/>
                 <w:szCs w:val="15"/>
               </w:rPr>
-              <w:t xml:space="preserve">−13.9 M</w:t>
+              <w:t xml:space="preserve">−36.9 M</w:t>
             </w:r>
           </w:p>
         </w:tc>
@@ -2055,7 +2171,7 @@
                 <w:sz w:val="15"/>
                 <w:szCs w:val="15"/>
               </w:rPr>
-              <w:t xml:space="preserve">+1,066</w:t>
+              <w:t xml:space="preserve">+667</w:t>
             </w:r>
           </w:p>
         </w:tc>
@@ -2082,7 +2198,7 @@
                 <w:sz w:val="15"/>
                 <w:szCs w:val="15"/>
               </w:rPr>
-              <w:t xml:space="preserve">+1.05 M</w:t>
+              <w:t xml:space="preserve">+2.07 M</w:t>
             </w:r>
           </w:p>
         </w:tc>
@@ -2109,7 +2225,7 @@
                 <w:sz w:val="15"/>
                 <w:szCs w:val="15"/>
               </w:rPr>
-              <w:t xml:space="preserve">+1.1 M</w:t>
+              <w:t xml:space="preserve">+9.1 M</w:t>
             </w:r>
           </w:p>
         </w:tc>
@@ -2126,7 +2242,7 @@
           <w:sz w:val="17"/>
           <w:szCs w:val="17"/>
         </w:rPr>
-        <w:t xml:space="preserve">Secondary sensitivities are mild by comparison: at US$2,500/oz the case still returns +US$13.4 M NPV, and pushing the sorter to 90/90 adds only US$6 M. The scat grade itself is the dominant material lever — at 0.8 g/t the same plant would be worth US$76 M. At 2.0 g/t, roughly 60% of the Sukari-style prize has already been lost to the ore's own character.</w:t>
+        <w:t xml:space="preserve">Adopting the reference basis widens the spread rather than narrowing it: the upside rises to US$55 M, but so does the cost of being wrong, and breakeven moves out to 40% capture. Secondary sensitivities stay mild — at US$2,500/oz the case still returns +US$31.5 M, and no sorter setting changes the verdict. The scat grade remains the dominant material lever: at 0.8 g/t the same plant would be worth US$117 M. At 2.0 g/t, more than half the reference-style prize has already been lost to the ore's own character.</w:t>
       </w:r>
     </w:p>
     <w:tbl>
@@ -2294,7 +2410,7 @@
                 <w:sz w:val="15"/>
                 <w:szCs w:val="15"/>
               </w:rPr>
-              <w:t xml:space="preserve">NPV @10%</w:t>
+              <w:t xml:space="preserve">NPV @8%</w:t>
             </w:r>
           </w:p>
         </w:tc>
@@ -2329,7 +2445,7 @@
                 <w:sz w:val="15"/>
                 <w:szCs w:val="15"/>
               </w:rPr>
-              <w:t xml:space="preserve">0.8 g/t (Sukari-like)</w:t>
+              <w:t xml:space="preserve">0.8 g/t (reference-like)</w:t>
             </w:r>
           </w:p>
         </w:tc>
@@ -2356,7 +2472,7 @@
                 <w:sz w:val="15"/>
                 <w:szCs w:val="15"/>
               </w:rPr>
-              <w:t xml:space="preserve">7.5×</w:t>
+              <w:t xml:space="preserve">9.5×</w:t>
             </w:r>
           </w:p>
         </w:tc>
@@ -2383,7 +2499,7 @@
                 <w:sz w:val="15"/>
                 <w:szCs w:val="15"/>
               </w:rPr>
-              <w:t xml:space="preserve">0.10</w:t>
+              <w:t xml:space="preserve">0.22</w:t>
             </w:r>
           </w:p>
         </w:tc>
@@ -2410,7 +2526,7 @@
                 <w:sz w:val="15"/>
                 <w:szCs w:val="15"/>
               </w:rPr>
-              <w:t xml:space="preserve">48%</w:t>
+              <w:t xml:space="preserve">55%</w:t>
             </w:r>
           </w:p>
         </w:tc>
@@ -2437,7 +2553,7 @@
                 <w:sz w:val="15"/>
                 <w:szCs w:val="15"/>
               </w:rPr>
-              <w:t xml:space="preserve">+76.4 M</w:t>
+              <w:t xml:space="preserve">+117.3 M</w:t>
             </w:r>
           </w:p>
         </w:tc>
@@ -2499,7 +2615,7 @@
                 <w:sz w:val="15"/>
                 <w:szCs w:val="15"/>
               </w:rPr>
-              <w:t xml:space="preserve">4.4×</w:t>
+              <w:t xml:space="preserve">5.7×</w:t>
             </w:r>
           </w:p>
         </w:tc>
@@ -2526,7 +2642,7 @@
                 <w:sz w:val="15"/>
                 <w:szCs w:val="15"/>
               </w:rPr>
-              <w:t xml:space="preserve">0.18</w:t>
+              <w:t xml:space="preserve">0.35</w:t>
             </w:r>
           </w:p>
         </w:tc>
@@ -2553,7 +2669,7 @@
                 <w:sz w:val="15"/>
                 <w:szCs w:val="15"/>
               </w:rPr>
-              <w:t xml:space="preserve">40%</w:t>
+              <w:t xml:space="preserve">44%</w:t>
             </w:r>
           </w:p>
         </w:tc>
@@ -2580,7 +2696,7 @@
                 <w:sz w:val="15"/>
                 <w:szCs w:val="15"/>
               </w:rPr>
-              <w:t xml:space="preserve">+63.2 M</w:t>
+              <w:t xml:space="preserve">+100.7 M</w:t>
             </w:r>
           </w:p>
         </w:tc>
@@ -2642,7 +2758,7 @@
                 <w:sz w:val="15"/>
                 <w:szCs w:val="15"/>
               </w:rPr>
-              <w:t xml:space="preserve">2.9×</w:t>
+              <w:t xml:space="preserve">3.7×</w:t>
             </w:r>
           </w:p>
         </w:tc>
@@ -2669,7 +2785,7 @@
                 <w:sz w:val="15"/>
                 <w:szCs w:val="15"/>
               </w:rPr>
-              <w:t xml:space="preserve">0.28</w:t>
+              <w:t xml:space="preserve">0.52</w:t>
             </w:r>
           </w:p>
         </w:tc>
@@ -2696,7 +2812,7 @@
                 <w:sz w:val="15"/>
                 <w:szCs w:val="15"/>
               </w:rPr>
-              <w:t xml:space="preserve">32%</w:t>
+              <w:t xml:space="preserve">36%</w:t>
             </w:r>
           </w:p>
         </w:tc>
@@ -2723,7 +2839,7 @@
                 <w:sz w:val="15"/>
                 <w:szCs w:val="15"/>
               </w:rPr>
-              <w:t xml:space="preserve">+49.0 M</w:t>
+              <w:t xml:space="preserve">+80.4 M</w:t>
             </w:r>
           </w:p>
         </w:tc>
@@ -2787,7 +2903,7 @@
                 <w:sz w:val="15"/>
                 <w:szCs w:val="15"/>
               </w:rPr>
-              <w:t xml:space="preserve">1.8×</w:t>
+              <w:t xml:space="preserve">2.2×</w:t>
             </w:r>
           </w:p>
         </w:tc>
@@ -2816,7 +2932,7 @@
                 <w:sz w:val="15"/>
                 <w:szCs w:val="15"/>
               </w:rPr>
-              <w:t xml:space="preserve">0.43</w:t>
+              <w:t xml:space="preserve">0.78</w:t>
             </w:r>
           </w:p>
         </w:tc>
@@ -2845,7 +2961,7 @@
                 <w:sz w:val="15"/>
                 <w:szCs w:val="15"/>
               </w:rPr>
-              <w:t xml:space="preserve">25%</w:t>
+              <w:t xml:space="preserve">27%</w:t>
             </w:r>
           </w:p>
         </w:tc>
@@ -2874,7 +2990,7 @@
                 <w:sz w:val="15"/>
                 <w:szCs w:val="15"/>
               </w:rPr>
-              <w:t xml:space="preserve">+33.6 M</w:t>
+              <w:t xml:space="preserve">+55.2 M</w:t>
             </w:r>
           </w:p>
         </w:tc>
@@ -2963,7 +3079,7 @@
                 <w:sz w:val="15"/>
                 <w:szCs w:val="15"/>
               </w:rPr>
-              <w:t xml:space="preserve">0.72</w:t>
+              <w:t xml:space="preserve">1.31</w:t>
             </w:r>
           </w:p>
         </w:tc>
@@ -2990,7 +3106,7 @@
                 <w:sz w:val="15"/>
                 <w:szCs w:val="15"/>
               </w:rPr>
-              <w:t xml:space="preserve">17%</w:t>
+              <w:t xml:space="preserve">19%</w:t>
             </w:r>
           </w:p>
         </w:tc>
@@ -3017,7 +3133,7 @@
                 <w:sz w:val="15"/>
                 <w:szCs w:val="15"/>
               </w:rPr>
-              <w:t xml:space="preserve">+16.8 M</w:t>
+              <w:t xml:space="preserve">+22.9 M</w:t>
             </w:r>
           </w:p>
         </w:tc>
@@ -3034,7 +3150,7 @@
           <w:sz w:val="17"/>
           <w:szCs w:val="17"/>
         </w:rPr>
-        <w:t xml:space="preserve">Read down that table: the scat grade alone has already removed more than half the prize before a single sorter is specified, and it does so by making the reject stream progressively more valuable. Sorter performance is the weaker lever — running 90% rejection at 90% ore recovery instead of 70/95 raises NPV only to US$39.6 M, and pushing harder (95/85) turns back down to US$37.7 M because the gold lost outruns the extra mass rejected. There is no sorter setting that rescues a poor contrast.</w:t>
+        <w:t xml:space="preserve">Read down that table: the scat grade alone has removed more than half the prize before a single sorter is specified, and it does so by making the reject stream progressively more valuable. Sorter duty is the weaker lever — backing off to 99/50 still returns US$34 M, and pushing to 85/95 gains under US$1 M because the gold lost outruns the extra mass rejected. There is no sorter setting that rescues a poor contrast.</w:t>
       </w:r>
     </w:p>
     <w:p>
@@ -3067,7 +3183,7 @@
           <w:sz w:val="17"/>
           <w:szCs w:val="17"/>
         </w:rPr>
-        <w:t xml:space="preserve">Public disclosure points away from comminution being the constraint. Sulphide stockpiles were drawn down through 2025 to maintain throughput — a mill short of ore, not short of capacity. The SSCP is adding 60% of sulphide capacity (2.4 → 4.0 Mtpa), and the declared debottlenecking target is the roaster and its new ESP, not the mills. If flotation, the roaster or ore supply binds first, every tonne of freed SAG capacity is worth zero and the case collapses to the −US$13.9 M row above. This must be settled from the plant's own constraint data before anything else is spent.</w:t>
+        <w:t xml:space="preserve">Public disclosure points away from comminution being the constraint. Sulphide stockpiles were drawn down through 2025 to maintain throughput — a mill short of ore, not short of capacity. The SSCP is adding 60% of sulphide capacity (2.4 → 4.0 Mtpa), and the declared debottlenecking target is the roaster and its new ESP, not the mills. If flotation, the roaster or ore supply binds first, every tonne of freed SAG capacity is worth zero and the case collapses to the −US$36.9 M row above. This must be settled from the plant's own constraint data before anything else is spent.</w:t>
       </w:r>
     </w:p>
     <w:p>
@@ -3146,7 +3262,7 @@
           <w:sz w:val="17"/>
           <w:szCs w:val="17"/>
         </w:rPr>
-        <w:t xml:space="preserve">Mali country risk — supply chain and spares availability disrupted through 2026; a 10% discount rate is applied and single-sorter redundancy is nil.</w:t>
+        <w:t xml:space="preserve">Mali country risk — supply chain and spares disrupted through 2026, and single-sorter redundancy is nil. The reference study's 8% discount rate is used here; a Mali-specific premium would cut the upside case by roughly a tenth.</w:t>
       </w:r>
     </w:p>
     <w:p>
@@ -4079,7 +4195,7 @@
           <w:sz w:val="14"/>
           <w:szCs w:val="14"/>
         </w:rPr>
-        <w:t xml:space="preserve">Model: Syama_Pebble_Sorting_Simulation.xlsx (Dashboard · MB Base · MB Sort · NPV · Sensitivity). All costs in US$. Figures flagged "Assumption – CONFIRM" on the Dashboard are placeholders pending site data: SAG line feed rate 200 t/h, SLC dilution 20%, scat load 30 t/h, milling cost US$8.00/t and incremental mining cost US$53.00/t (derived from AISC, not from site costing).</w:t>
+        <w:t xml:space="preserve">Model: Syama_Pebble_Sorting_Simulation.xlsx (Dashboard · MB Base · MB Sort · NPV · Sensitivity). All costs in US$. Where Syama site data was unavailable, ratios and unit rates are carried from the 2024 African gold mine study: dilution 11.9%, scat load 16.4% of new feed, sorter duty 90/90, US$7.69/t mining-dump-G&amp;A on rejects, US$0.45/t sorting, 7,370 h/a, 8% discount, 10-year life. Syama's own values are retained for ROM grade, recovery, gold price and the measured scat grade. The 11.9% dilution is the one carry-over we would question — a sublevel cave typically runs higher, and dilution drives the back-solved contrast (Sensitivity table E).</w:t>
       </w:r>
     </w:p>
     <w:sectPr>

--- a/syama-ore-sorting/brief/Syama_Ore_Sorting_Brief.docx
+++ b/syama-ore-sorting/brief/Syama_Ore_Sorting_Brief.docx
@@ -33,7 +33,7 @@
           <w:sz w:val="17"/>
           <w:szCs w:val="17"/>
         </w:rPr>
-        <w:t xml:space="preserve">Assessment of the business case and recommendation on STEINERT ore sorting</w:t>
+        <w:t xml:space="preserve">Assessment of the business case and recommendation on pebble ore sorting</w:t>
       </w:r>
     </w:p>
     <w:tbl>
@@ -487,7 +487,7 @@
           <w:sz w:val="17"/>
           <w:szCs w:val="17"/>
         </w:rPr>
-        <w:t xml:space="preserve">Gate 2 (technical, ~US$60–150 k, ~3 months) — a bulk XRT/sensor test on 2–5 t of Syama scats. A 2.23× mass contrast is not proof of a detectable sensor contrast.</w:t>
+        <w:t xml:space="preserve">Gate 2 (technical) — STARK Phase 2 mill pebble test campaign on 2–5 t of Syama scats, sensor selection open. A 2.23× mass contrast is not proof of a detectable sensor contrast.</w:t>
       </w:r>
     </w:p>
     <w:p>
@@ -3155,6 +3155,20 @@
     </w:p>
     <w:p>
       <w:pPr>
+        <w:spacing w:after="40" w:before="0" w:line="230"/>
+      </w:pPr>
+      <w:r>
+        <w:rPr>
+          <w:rFonts w:ascii="Calibri" w:cs="Calibri" w:eastAsia="Calibri" w:hAnsi="Calibri"/>
+          <w:color w:val="000000"/>
+          <w:sz w:val="17"/>
+          <w:szCs w:val="17"/>
+        </w:rPr>
+        <w:t xml:space="preserve">Against STARK's published gold case — 570 t/h at 1.5 g/t, NPV US$79 M on US$8 M — Syama matches the NPV per tonne only because it is run at US$4,000/oz; on the benchmark's own price basis it sits well below. It frees 4.3% of mill feed against the “up to 15%” headline: a quarter of the prize.</w:t>
+      </w:r>
+    </w:p>
+    <w:p>
+      <w:pPr>
         <w:keepNext/>
         <w:shd w:fill="2E5C8A" w:color="auto" w:val="clear"/>
         <w:spacing w:after="70" w:before="130" w:line="240"/>
@@ -3222,7 +3236,7 @@
           <w:sz w:val="17"/>
           <w:szCs w:val="17"/>
         </w:rPr>
-        <w:t xml:space="preserve">Refractory gold — reject grades must be confirmed by fire assay and diagnostic leach, not sensor response. Gold is locked in sulphides and XRT sees density, not gold.</w:t>
+        <w:t xml:space="preserve">Refractory gold — reject grades must be confirmed by fire assay and diagnostic leach, not sensor response. XRT sees density, not gold, and sensor selection across colour, NIR, XRT, XRF and EM is itself an open question.</w:t>
       </w:r>
     </w:p>
     <w:p>
@@ -3384,7 +3398,7 @@
                 <w:sz w:val="15"/>
                 <w:szCs w:val="15"/>
               </w:rPr>
-              <w:t xml:space="preserve">Action</w:t>
+              <w:t xml:space="preserve">Action (STARK phased approach)</w:t>
             </w:r>
           </w:p>
         </w:tc>
@@ -3531,7 +3545,7 @@
                 <w:sz w:val="15"/>
                 <w:szCs w:val="15"/>
               </w:rPr>
-              <w:t xml:space="preserve">Constraint audit of the converted line post-SSCP; confirm spare ore at reserve grade</w:t>
+              <w:t xml:space="preserve">Constraint audit + Phase 1 desktop study: is comminution binding post-SSCP, is there ore to fill it, and close out mass balance, PSDs, bond indices</w:t>
             </w:r>
           </w:p>
         </w:tc>
@@ -3558,7 +3572,7 @@
                 <w:sz w:val="15"/>
                 <w:szCs w:val="15"/>
               </w:rPr>
-              <w:t xml:space="preserve">Site metallurgy / planning</w:t>
+              <w:t xml:space="preserve">Site metallurgy / STARK</w:t>
             </w:r>
           </w:p>
         </w:tc>
@@ -3585,7 +3599,7 @@
                 <w:sz w:val="15"/>
                 <w:szCs w:val="15"/>
               </w:rPr>
-              <w:t xml:space="preserve">nil</w:t>
+              <w:t xml:space="preserve">&lt;$20 k</w:t>
             </w:r>
           </w:p>
         </w:tc>
@@ -3672,7 +3686,7 @@
                 <w:sz w:val="15"/>
                 <w:szCs w:val="15"/>
               </w:rPr>
-              <w:t xml:space="preserve">Survey and assay the scat stream — tonnage, size distribution, grade by size, lithology split</w:t>
+              <w:t xml:space="preserve">Phase 2 mill pebble test campaign — 2–5 t, hardness and sortability by rock type</w:t>
             </w:r>
           </w:p>
         </w:tc>
@@ -3699,7 +3713,7 @@
                 <w:sz w:val="15"/>
                 <w:szCs w:val="15"/>
               </w:rPr>
-              <w:t xml:space="preserve">Site metallurgy</w:t>
+              <w:t xml:space="preserve">STARK (OEM-agnostic)</w:t>
             </w:r>
           </w:p>
         </w:tc>
@@ -3726,7 +3740,7 @@
                 <w:sz w:val="15"/>
                 <w:szCs w:val="15"/>
               </w:rPr>
-              <w:t xml:space="preserve">&lt;$20 k</w:t>
+              <w:t xml:space="preserve">$60–150 k</w:t>
             </w:r>
           </w:p>
         </w:tc>
@@ -3753,7 +3767,7 @@
                 <w:sz w:val="15"/>
                 <w:szCs w:val="15"/>
               </w:rPr>
-              <w:t xml:space="preserve">4 weeks</w:t>
+              <w:t xml:space="preserve">3 months</w:t>
             </w:r>
           </w:p>
         </w:tc>
@@ -3813,7 +3827,7 @@
                 <w:sz w:val="15"/>
                 <w:szCs w:val="15"/>
               </w:rPr>
-              <w:t xml:space="preserve">Bulk XRT/sensor amenability test, 2–5 t, scats + coarse ROM</w:t>
+              <w:t xml:space="preserve">Phase 3 online analyser — scan-only sorter in circuit, no ejection, no gold at risk</w:t>
             </w:r>
           </w:p>
         </w:tc>
@@ -3840,7 +3854,7 @@
                 <w:sz w:val="15"/>
                 <w:szCs w:val="15"/>
               </w:rPr>
-              <w:t xml:space="preserve">STEINERT test centre</w:t>
+              <w:t xml:space="preserve">STARK / site</w:t>
             </w:r>
           </w:p>
         </w:tc>
@@ -3867,7 +3881,7 @@
                 <w:sz w:val="15"/>
                 <w:szCs w:val="15"/>
               </w:rPr>
-              <w:t xml:space="preserve">$60–150 k</w:t>
+              <w:t xml:space="preserve">tbc</w:t>
             </w:r>
           </w:p>
         </w:tc>
@@ -3894,7 +3908,7 @@
                 <w:sz w:val="15"/>
                 <w:szCs w:val="15"/>
               </w:rPr>
-              <w:t xml:space="preserve">3 months</w:t>
+              <w:t xml:space="preserve">3–6 months</w:t>
             </w:r>
           </w:p>
         </w:tc>
@@ -3927,7 +3941,7 @@
                 <w:sz w:val="15"/>
                 <w:szCs w:val="15"/>
               </w:rPr>
-              <w:t xml:space="preserve">4</w:t>
+              <w:t xml:space="preserve">—</w:t>
             </w:r>
           </w:p>
         </w:tc>
@@ -3954,7 +3968,7 @@
                 <w:sz w:val="15"/>
                 <w:szCs w:val="15"/>
               </w:rPr>
-              <w:t xml:space="preserve">ARD / geochemical characterisation of the reject stream</w:t>
+              <w:t xml:space="preserve">ARD characterisation of the reject stream</w:t>
             </w:r>
           </w:p>
         </w:tc>
@@ -4068,7 +4082,7 @@
                 <w:sz w:val="15"/>
                 <w:szCs w:val="15"/>
               </w:rPr>
-              <w:t xml:space="preserve">5</w:t>
+              <w:t xml:space="preserve">4</w:t>
             </w:r>
           </w:p>
         </w:tc>
@@ -4095,7 +4109,7 @@
                 <w:sz w:val="15"/>
                 <w:szCs w:val="15"/>
               </w:rPr>
-              <w:t xml:space="preserve">Re-run this model on measured sorter response; decide on capital</w:t>
+              <w:t xml:space="preserve">Re-run this model on measured response; decide on Phase 4 capital</w:t>
             </w:r>
           </w:p>
         </w:tc>
@@ -4184,7 +4198,7 @@
     </w:tbl>
     <w:p>
       <w:pPr>
-        <w:spacing w:after="60" w:before="100" w:line="230"/>
+        <w:spacing w:after="60" w:before="70" w:line="230"/>
       </w:pPr>
       <w:r>
         <w:rPr>
@@ -4195,7 +4209,7 @@
           <w:sz w:val="14"/>
           <w:szCs w:val="14"/>
         </w:rPr>
-        <w:t xml:space="preserve">Model: Syama_Pebble_Sorting_Simulation.xlsx (Dashboard · MB Base · MB Sort · NPV · Sensitivity). All costs in US$. Where Syama site data was unavailable, ratios and unit rates are carried from the 2024 African gold mine study: dilution 11.9%, scat load 16.4% of new feed, sorter duty 90/90, US$7.69/t mining-dump-G&amp;A on rejects, US$0.45/t sorting, 7,370 h/a, 8% discount, 10-year life. Syama's own values are retained for ROM grade, recovery, gold price and the measured scat grade. The 11.9% dilution is the one carry-over we would question — a sublevel cave typically runs higher, and dilution drives the back-solved contrast (Sensitivity table E).</w:t>
+        <w:t xml:space="preserve">Model: Syama_Pebble_Sorting_Simulation.xlsx. All costs in US$. Where Syama site data was unavailable, ratios and unit rates are carried from the 2024 African gold mine study: dilution 11.9%, scat load 16.4% of new feed, sorter duty 90/90, US$7.69/t mining-dump-G&amp;A on rejects, US$0.45/t sorting, 7,370 h/a, 8% discount, 10-year life. Syama's own ROM grade, recovery, gold price and measured scat grade are retained. The 11.9% dilution is the one carry-over we would question — STARK's own gold benchmark uses 15%, and dilution drives the contrast (Sensitivity table E).</w:t>
       </w:r>
     </w:p>
     <w:sectPr>
